--- a/docs/ProcureWise_Final_Report.docx
+++ b/docs/ProcureWise_Final_Report.docx
@@ -12,7 +12,33 @@
           <w:color w:val="000000"/>
           <w:sz w:val="24"/>
         </w:rPr>
-        <w:t>Jesus Arteaga, Omar Ferrufino, and Marie Trejo Sandoval</w:t>
+        <w:t>Omar Ferrufino</w:t>
+      </w:r>
+    </w:p>
+    <w:p>
+      <w:pPr>
+        <w:spacing w:line="480" w:lineRule="auto" w:after="0"/>
+      </w:pPr>
+      <w:r>
+        <w:rPr>
+          <w:rFonts w:ascii="Times New Roman" w:hAnsi="Times New Roman"/>
+          <w:color w:val="000000"/>
+          <w:sz w:val="24"/>
+        </w:rPr>
+        <w:t>Jesus Arteaga</w:t>
+      </w:r>
+    </w:p>
+    <w:p>
+      <w:pPr>
+        <w:spacing w:line="480" w:lineRule="auto" w:after="0"/>
+      </w:pPr>
+      <w:r>
+        <w:rPr>
+          <w:rFonts w:ascii="Times New Roman" w:hAnsi="Times New Roman"/>
+          <w:color w:val="000000"/>
+          <w:sz w:val="24"/>
+        </w:rPr>
+        <w:t>Marie Trejo Sandoval</w:t>
       </w:r>
     </w:p>
     <w:p>
@@ -51,7 +77,7 @@
           <w:color w:val="000000"/>
           <w:sz w:val="24"/>
         </w:rPr>
-        <w:t>10 May 2026</w:t>
+        <w:t>12 May 2026</w:t>
       </w:r>
     </w:p>
     <w:p>
@@ -93,7 +119,7 @@
           <w:color w:val="000000"/>
           <w:sz w:val="24"/>
         </w:rPr>
-        <w:t>ProcureWise is an AI agent that helps with purchase requests. Many companies need to review purchases before they are approved. This is especially true when the purchase is expensive, involves software, or gives a vendor access to customer or employee data. Without a tool like ProcureWise, a requester may not know which policy applies, who needs to approve the request, or what security review is needed.</w:t>
+        <w:t>ProcureWise is a Track A AI Agent project for procurement and vendor-risk review. Many organizations receive purchase requests in plain language through email, chat, or tickets. Those requests often leave out important details, such as the business justification, vendor quote, requested start date, department owner, budget code, data sensitivity, or security evidence. This slows down procurement because analysts must manually search policy documents, check vendor records, decide who needs to approve the purchase, and ask the requester for missing information.</w:t>
       </w:r>
     </w:p>
     <w:p>
@@ -107,7 +133,7 @@
           <w:color w:val="000000"/>
           <w:sz w:val="24"/>
         </w:rPr>
-        <w:t>Our project uses ProcureWise to make that process easier. A user enters a purchase request in plain language. The agent reads the request, finds important details, searches policy documents, checks vendor data, scores risk, and gives a clear recommendation. The recommendation includes the approval path, policy evidence, next steps, and a case record.</w:t>
+        <w:t>Our project solves that problem with a focused AI agent. A user enters a purchase request, and ProcureWise turns it into a structured review. The agent parses the request, retrieves matching policy passages through Retrieval Augmented Generation, checks a vendor database, routes the approval path, checks intake completeness, detects policy-bypass instructions, scores risk, drafts a recommendation, writes a case file, and creates an approval packet for human review.</w:t>
       </w:r>
     </w:p>
     <w:p>
@@ -121,7 +147,7 @@
           <w:color w:val="000000"/>
           <w:sz w:val="24"/>
         </w:rPr>
-        <w:t>This project is a Track A AI Agent project. We chose Track A because our goal is to build one focused agent that works well. The agent is not meant to replace people. It helps people make better decisions by showing evidence and explaining the next steps. Final approval still belongs to human reviewers such as procurement, finance, legal, and security.</w:t>
+        <w:t>This is not just a chatbot. ProcureWise uses an LLM only for the final wording of the recommendation when live LLM mode is enabled. The important business decisions, such as approval path, vendor status, risk score, intake gaps, safety flags, case creation, and recommended human action, come from explicit agent tools. This makes the system more reliable, more explainable, and easier to evaluate.</w:t>
       </w:r>
     </w:p>
     <w:p>
@@ -135,7 +161,21 @@
           <w:color w:val="000000"/>
           <w:sz w:val="24"/>
         </w:rPr>
-        <w:t>Our team members are Jesus Arteaga, Omar Ferrufino, and Marie Trejo Sandoval. Jesus supported the business use case, stakeholder needs, testing scenarios, and presentation planning. Omar worked on the agent workflow, user interface, GitHub setup, Docker testing, and documentation coordination. Marie supported the ethics and security review, evaluation, limitations, and report review.</w:t>
+        <w:t>The agent is also designed with human oversight. It does not approve purchases, sign contracts, issue purchase orders, or accept vendor risk. It gives decision support to procurement, finance, legal, and security reviewers. The final decision remains with people, and the app records a tool trace and case history so the review can be audited later.</w:t>
+      </w:r>
+    </w:p>
+    <w:p>
+      <w:pPr>
+        <w:spacing w:line="480" w:lineRule="auto" w:after="0"/>
+        <w:jc w:val="left"/>
+      </w:pPr>
+      <w:r>
+        <w:rPr>
+          <w:rFonts w:ascii="Times New Roman" w:hAnsi="Times New Roman"/>
+          <w:color w:val="000000"/>
+          <w:sz w:val="24"/>
+        </w:rPr>
+        <w:t>Our team members are Jesus Arteaga, Omar Ferrufino, and Marie Trejo Sandoval. Jesus supported the business use case, stakeholder framing, testing scenarios, and presentation planning. Omar coordinated the technical build, including the agent workflow, RAG and tools, user interface, Docker setup, live LLM path, and documentation. Marie supported ethics, security, evaluation review, limitations, and final report review.</w:t>
       </w:r>
     </w:p>
     <w:p>
@@ -163,7 +203,7 @@
           <w:color w:val="000000"/>
           <w:sz w:val="24"/>
         </w:rPr>
-        <w:t>Procurement teams help employees buy the products and services they need. At the same time, they must protect the company from cost, legal, security, privacy, and compliance risks. A simple purchase request can become complicated if it involves a new vendor, a high dollar amount, customer data, employee data, or an AI tool.</w:t>
+        <w:t>Procurement teams help employees buy the goods and services they need while protecting the organization from financial, legal, operational, security, and privacy risk. A simple request can become complicated when it involves software, a new vendor, high spend, customer data, employee data, student data, financial data, or an AI-enabled tool.</w:t>
       </w:r>
     </w:p>
     <w:p>
@@ -177,7 +217,7 @@
           <w:color w:val="000000"/>
           <w:sz w:val="24"/>
         </w:rPr>
-        <w:t>For example, a team may ask to buy a software subscription that will process customer emails and support tickets. That request is not just a normal software purchase. It may need a security review, a data protection agreement, vendor risk checks, and approval from a department leader. If the requester does not know this, the request may be delayed.</w:t>
+        <w:t>For example, a request to buy a software subscription that processes customer emails is not just a normal purchase. It may require procurement review, a vendor security review, a data protection agreement, department approval, and proof that required intake information is complete. If the requester does not know those requirements, the request may be delayed or routed incorrectly.</w:t>
       </w:r>
     </w:p>
     <w:p>
@@ -191,7 +231,7 @@
           <w:color w:val="000000"/>
           <w:sz w:val="24"/>
         </w:rPr>
-        <w:t>The current way of handling this kind of work is often manual. A procurement analyst may need to read the request, look up policy rules, check a vendor list, ask follow-up questions, and route the request to the right people. This takes time and can lead to uneven results. Two people may handle similar requests in different ways.</w:t>
+        <w:t>The current process is often manual. A procurement analyst reads the request, searches policy documents, checks a vendor list, asks follow-up questions, and routes the request to the right people. This can create delays and inconsistent review quality. Two analysts may interpret the same request differently if the policy evidence is hard to find.</w:t>
       </w:r>
     </w:p>
     <w:p>
@@ -205,7 +245,7 @@
           <w:color w:val="000000"/>
           <w:sz w:val="24"/>
         </w:rPr>
-        <w:t>ProcureWise helps solve this problem by giving the requester and the procurement team a first review. The agent does not approve the purchase by itself. Instead, it helps organize the request and shows what needs to happen next. This gives the business faster guidance while keeping human oversight in place.</w:t>
+        <w:t>ProcureWise helps by giving the requester and procurement team a first-pass review. The agent organizes the request, identifies missing information, shows policy evidence, and recommends the next human action. The goal is faster guidance, not automatic approval.</w:t>
       </w:r>
     </w:p>
     <w:p>
@@ -219,7 +259,7 @@
           <w:color w:val="000000"/>
           <w:sz w:val="24"/>
         </w:rPr>
-        <w:t>The main stakeholders are business requesters, procurement analysts, finance approvers, security reviewers, legal reviewers, executives, and audit teams. Requesters want fast answers. Procurement wants complete information. Finance wants spend controls. Security and legal want to reduce risk. Audit teams want clear records that show why a decision was made.</w:t>
+        <w:t>The main stakeholders are business requesters, procurement analysts, finance approvers, security reviewers, legal reviewers, executives, and audit teams. Requesters want clear instructions. Procurement wants complete intake packages. Finance wants spend controls. Security and legal want to reduce vendor and data risk. Audit teams want records that show why a decision was made.</w:t>
       </w:r>
     </w:p>
     <w:p>
@@ -233,13 +273,14 @@
           <w:color w:val="000000"/>
           <w:sz w:val="24"/>
         </w:rPr>
-        <w:t>The agent performs several tasks in order. It reads the request, extracts the vendor and amount, checks whether sensitive data is involved, searches policy documents, looks up the vendor, decides the approval route, scores the risk, writes a case file, and explains the result to the user. The result is easier to understand than a long policy document.</w:t>
+        <w:t>The agent performs these tasks:</w:t>
       </w:r>
     </w:p>
     <w:p>
       <w:pPr>
+        <w:pStyle w:val="ListBullet"/>
         <w:spacing w:line="480" w:lineRule="auto" w:after="0"/>
-        <w:jc w:val="left"/>
+        <w:ind w:left="720" w:hanging="360"/>
       </w:pPr>
       <w:r>
         <w:rPr>
@@ -247,7 +288,186 @@
           <w:color w:val="000000"/>
           <w:sz w:val="24"/>
         </w:rPr>
-        <w:t>Success for this project means the agent should give useful policy evidence, match known vendors correctly, choose the right approval path, separate low, medium, and high risk requests, and show a clear tool trace. It should also be easy enough for a non-technical user to run during a demo.</w:t>
+        <w:t>Read an unstructured purchase request.</w:t>
+      </w:r>
+    </w:p>
+    <w:p>
+      <w:pPr>
+        <w:pStyle w:val="ListBullet"/>
+        <w:spacing w:line="480" w:lineRule="auto" w:after="0"/>
+        <w:ind w:left="720" w:hanging="360"/>
+      </w:pPr>
+      <w:r>
+        <w:rPr>
+          <w:rFonts w:ascii="Times New Roman" w:hAnsi="Times New Roman"/>
+          <w:color w:val="000000"/>
+          <w:sz w:val="24"/>
+        </w:rPr>
+        <w:t>Extract vendor, amount, department, category, and data sensitivity.</w:t>
+      </w:r>
+    </w:p>
+    <w:p>
+      <w:pPr>
+        <w:pStyle w:val="ListBullet"/>
+        <w:spacing w:line="480" w:lineRule="auto" w:after="0"/>
+        <w:ind w:left="720" w:hanging="360"/>
+      </w:pPr>
+      <w:r>
+        <w:rPr>
+          <w:rFonts w:ascii="Times New Roman" w:hAnsi="Times New Roman"/>
+          <w:color w:val="000000"/>
+          <w:sz w:val="24"/>
+        </w:rPr>
+        <w:t>Retrieve matching procurement, approval, security, and AI policy passages.</w:t>
+      </w:r>
+    </w:p>
+    <w:p>
+      <w:pPr>
+        <w:pStyle w:val="ListBullet"/>
+        <w:spacing w:line="480" w:lineRule="auto" w:after="0"/>
+        <w:ind w:left="720" w:hanging="360"/>
+      </w:pPr>
+      <w:r>
+        <w:rPr>
+          <w:rFonts w:ascii="Times New Roman" w:hAnsi="Times New Roman"/>
+          <w:color w:val="000000"/>
+          <w:sz w:val="24"/>
+        </w:rPr>
+        <w:t>Check the vendor risk database.</w:t>
+      </w:r>
+    </w:p>
+    <w:p>
+      <w:pPr>
+        <w:pStyle w:val="ListBullet"/>
+        <w:spacing w:line="480" w:lineRule="auto" w:after="0"/>
+        <w:ind w:left="720" w:hanging="360"/>
+      </w:pPr>
+      <w:r>
+        <w:rPr>
+          <w:rFonts w:ascii="Times New Roman" w:hAnsi="Times New Roman"/>
+          <w:color w:val="000000"/>
+          <w:sz w:val="24"/>
+        </w:rPr>
+        <w:t>Route the approval path based on spend and risk.</w:t>
+      </w:r>
+    </w:p>
+    <w:p>
+      <w:pPr>
+        <w:pStyle w:val="ListBullet"/>
+        <w:spacing w:line="480" w:lineRule="auto" w:after="0"/>
+        <w:ind w:left="720" w:hanging="360"/>
+      </w:pPr>
+      <w:r>
+        <w:rPr>
+          <w:rFonts w:ascii="Times New Roman" w:hAnsi="Times New Roman"/>
+          <w:color w:val="000000"/>
+          <w:sz w:val="24"/>
+        </w:rPr>
+        <w:t>Check whether required intake fields are missing.</w:t>
+      </w:r>
+    </w:p>
+    <w:p>
+      <w:pPr>
+        <w:pStyle w:val="ListBullet"/>
+        <w:spacing w:line="480" w:lineRule="auto" w:after="0"/>
+        <w:ind w:left="720" w:hanging="360"/>
+      </w:pPr>
+      <w:r>
+        <w:rPr>
+          <w:rFonts w:ascii="Times New Roman" w:hAnsi="Times New Roman"/>
+          <w:color w:val="000000"/>
+          <w:sz w:val="24"/>
+        </w:rPr>
+        <w:t>Detect unsafe policy-bypass instructions.</w:t>
+      </w:r>
+    </w:p>
+    <w:p>
+      <w:pPr>
+        <w:pStyle w:val="ListBullet"/>
+        <w:spacing w:line="480" w:lineRule="auto" w:after="0"/>
+        <w:ind w:left="720" w:hanging="360"/>
+      </w:pPr>
+      <w:r>
+        <w:rPr>
+          <w:rFonts w:ascii="Times New Roman" w:hAnsi="Times New Roman"/>
+          <w:color w:val="000000"/>
+          <w:sz w:val="24"/>
+        </w:rPr>
+        <w:t>Score overall risk as low, medium, or high.</w:t>
+      </w:r>
+    </w:p>
+    <w:p>
+      <w:pPr>
+        <w:pStyle w:val="ListBullet"/>
+        <w:spacing w:line="480" w:lineRule="auto" w:after="0"/>
+        <w:ind w:left="720" w:hanging="360"/>
+      </w:pPr>
+      <w:r>
+        <w:rPr>
+          <w:rFonts w:ascii="Times New Roman" w:hAnsi="Times New Roman"/>
+          <w:color w:val="000000"/>
+          <w:sz w:val="24"/>
+        </w:rPr>
+        <w:t>Draft a recommendation using policy evidence and tool outputs.</w:t>
+      </w:r>
+    </w:p>
+    <w:p>
+      <w:pPr>
+        <w:pStyle w:val="ListBullet"/>
+        <w:spacing w:line="480" w:lineRule="auto" w:after="0"/>
+        <w:ind w:left="720" w:hanging="360"/>
+      </w:pPr>
+      <w:r>
+        <w:rPr>
+          <w:rFonts w:ascii="Times New Roman" w:hAnsi="Times New Roman"/>
+          <w:color w:val="000000"/>
+          <w:sz w:val="24"/>
+        </w:rPr>
+        <w:t>Decide the recommended human action.</w:t>
+      </w:r>
+    </w:p>
+    <w:p>
+      <w:pPr>
+        <w:pStyle w:val="ListBullet"/>
+        <w:spacing w:line="480" w:lineRule="auto" w:after="0"/>
+        <w:ind w:left="720" w:hanging="360"/>
+      </w:pPr>
+      <w:r>
+        <w:rPr>
+          <w:rFonts w:ascii="Times New Roman" w:hAnsi="Times New Roman"/>
+          <w:color w:val="000000"/>
+          <w:sz w:val="24"/>
+        </w:rPr>
+        <w:t>Write a case file and approval packet.</w:t>
+      </w:r>
+    </w:p>
+    <w:p>
+      <w:pPr>
+        <w:pStyle w:val="ListBullet"/>
+        <w:spacing w:line="480" w:lineRule="auto" w:after="0"/>
+        <w:ind w:left="720" w:hanging="360"/>
+      </w:pPr>
+      <w:r>
+        <w:rPr>
+          <w:rFonts w:ascii="Times New Roman" w:hAnsi="Times New Roman"/>
+          <w:color w:val="000000"/>
+          <w:sz w:val="24"/>
+        </w:rPr>
+        <w:t>Preserve a tool trace and case history for audit.</w:t>
+      </w:r>
+    </w:p>
+    <w:p>
+      <w:pPr>
+        <w:spacing w:line="480" w:lineRule="auto" w:after="0"/>
+        <w:jc w:val="left"/>
+      </w:pPr>
+      <w:r>
+        <w:rPr>
+          <w:rFonts w:ascii="Times New Roman" w:hAnsi="Times New Roman"/>
+          <w:color w:val="000000"/>
+          <w:sz w:val="24"/>
+        </w:rPr>
+        <w:t>Success for this project means the agent should retrieve useful policy evidence, match known vendors correctly, choose the right approval path, separate low, medium, and high risk requests, flag unsafe instructions, explain missing intake fields, and create reviewable records.</w:t>
       </w:r>
     </w:p>
     <w:p>
@@ -275,7 +495,7 @@
           <w:color w:val="000000"/>
           <w:sz w:val="24"/>
         </w:rPr>
-        <w:t>ProcureWise is a single AI agent with a structured workflow. The workflow is designed like a graph. Each step handles one part of the job. This makes the system easier to explain, test, and improve. The same design can work with LangGraph, but the local version can also run without an API key.</w:t>
+        <w:t>ProcureWise is a single agent with a structured workflow. The workflow is designed like a graph: each step has a clear role, takes state from previous steps, and adds evidence or a decision to the state. This matches the Track A requirement because the project is one focused agent solving one business workflow.</w:t>
       </w:r>
     </w:p>
     <w:p>
@@ -289,13 +509,14 @@
           <w:color w:val="000000"/>
           <w:sz w:val="24"/>
         </w:rPr>
-        <w:t>The first step is request parsing. The agent takes the user’s text and looks for the purchase amount, vendor name, department, category, and data sensitivity. For example, if the request mentions customer emails, the agent treats it as a sensitive data request. If the request mentions a subscription or platform, the agent treats it as software.</w:t>
+        <w:t>The workflow has these major steps:</w:t>
       </w:r>
     </w:p>
     <w:p>
       <w:pPr>
+        <w:pStyle w:val="ListNumber"/>
         <w:spacing w:line="480" w:lineRule="auto" w:after="0"/>
-        <w:jc w:val="left"/>
+        <w:ind w:left="720" w:hanging="360"/>
       </w:pPr>
       <w:r>
         <w:rPr>
@@ -303,13 +524,14 @@
           <w:color w:val="000000"/>
           <w:sz w:val="24"/>
         </w:rPr>
-        <w:t>The second step is retrieval augmented generation, also called RAG. RAG means the agent searches a knowledge base before giving an answer. Our knowledge base includes procurement policy, security policy, an approval matrix, and responsible AI policy. The agent retrieves policy passages that match the request. This helps the answer stay grounded in evidence.</w:t>
+        <w:t>Parse the request.</w:t>
       </w:r>
     </w:p>
     <w:p>
       <w:pPr>
+        <w:pStyle w:val="ListNumber"/>
         <w:spacing w:line="480" w:lineRule="auto" w:after="0"/>
-        <w:jc w:val="left"/>
+        <w:ind w:left="720" w:hanging="360"/>
       </w:pPr>
       <w:r>
         <w:rPr>
@@ -317,13 +539,14 @@
           <w:color w:val="000000"/>
           <w:sz w:val="24"/>
         </w:rPr>
-        <w:t>The third step is tool use. ProcureWise has tools that act like small business systems. One tool checks the sample vendor database. Another tool decides the approval path. Another tool scores the risk. Another tool writes a case file. These tools help the agent do more than just chat.</w:t>
+        <w:t>Retrieve policy evidence using RAG.</w:t>
       </w:r>
     </w:p>
     <w:p>
       <w:pPr>
+        <w:pStyle w:val="ListNumber"/>
         <w:spacing w:line="480" w:lineRule="auto" w:after="0"/>
-        <w:jc w:val="left"/>
+        <w:ind w:left="720" w:hanging="360"/>
       </w:pPr>
       <w:r>
         <w:rPr>
@@ -331,13 +554,14 @@
           <w:color w:val="000000"/>
           <w:sz w:val="24"/>
         </w:rPr>
-        <w:t>The fourth step is response drafting. The agent uses the parsed facts, policy evidence, vendor result, approval path, and risk score to write a recommendation. The recommendation tells the user whether the request can move forward, what approval path is needed, and what steps must happen next.</w:t>
+        <w:t>Run business tools.</w:t>
       </w:r>
     </w:p>
     <w:p>
       <w:pPr>
+        <w:pStyle w:val="ListNumber"/>
         <w:spacing w:line="480" w:lineRule="auto" w:after="0"/>
-        <w:jc w:val="left"/>
+        <w:ind w:left="720" w:hanging="360"/>
       </w:pPr>
       <w:r>
         <w:rPr>
@@ -345,13 +569,14 @@
           <w:color w:val="000000"/>
           <w:sz w:val="24"/>
         </w:rPr>
-        <w:t>The fifth step is case creation. If the user keeps case creation turned on, the agent writes a JSON case file. This file stores the request, facts, vendor result, approval result, risk score, and recommendation. This creates a simple audit trail for the project demo.</w:t>
+        <w:t>Score risk.</w:t>
       </w:r>
     </w:p>
     <w:p>
       <w:pPr>
+        <w:pStyle w:val="ListNumber"/>
         <w:spacing w:line="480" w:lineRule="auto" w:after="0"/>
-        <w:jc w:val="left"/>
+        <w:ind w:left="720" w:hanging="360"/>
       </w:pPr>
       <w:r>
         <w:rPr>
@@ -359,13 +584,14 @@
           <w:color w:val="000000"/>
           <w:sz w:val="24"/>
         </w:rPr>
-        <w:t>The agent has clear limits. It does not sign contracts, issue purchase orders, or approve vendor risk. It does not invent policy or vendor facts. If a vendor is unknown or information is missing, the agent says that more review is needed. This keeps the system safer and easier to trust.</w:t>
+        <w:t>Advise the decision and human action.</w:t>
       </w:r>
     </w:p>
     <w:p>
       <w:pPr>
+        <w:pStyle w:val="ListNumber"/>
         <w:spacing w:line="480" w:lineRule="auto" w:after="0"/>
-        <w:jc w:val="left"/>
+        <w:ind w:left="720" w:hanging="360"/>
       </w:pPr>
       <w:r>
         <w:rPr>
@@ -373,7 +599,271 @@
           <w:color w:val="000000"/>
           <w:sz w:val="24"/>
         </w:rPr>
-        <w:t>The user interface supports the workflow. A user enters a request, clicks the analyze button, and sees the result. The output includes risk level, recommendation, approval path, next steps, policy evidence, and tool trace. The interface is simple enough for a classroom demo and clear enough for a business user.</w:t>
+        <w:t>Draft the final recommendation.</w:t>
+      </w:r>
+    </w:p>
+    <w:p>
+      <w:pPr>
+        <w:pStyle w:val="ListNumber"/>
+        <w:spacing w:line="480" w:lineRule="auto" w:after="0"/>
+        <w:ind w:left="720" w:hanging="360"/>
+      </w:pPr>
+      <w:r>
+        <w:rPr>
+          <w:rFonts w:ascii="Times New Roman" w:hAnsi="Times New Roman"/>
+          <w:color w:val="000000"/>
+          <w:sz w:val="24"/>
+        </w:rPr>
+        <w:t>Write a case record and approval packet.</w:t>
+      </w:r>
+    </w:p>
+    <w:p>
+      <w:pPr>
+        <w:spacing w:line="480" w:lineRule="auto" w:after="0"/>
+        <w:jc w:val="left"/>
+      </w:pPr>
+      <w:r>
+        <w:rPr>
+          <w:rFonts w:ascii="Times New Roman" w:hAnsi="Times New Roman"/>
+          <w:color w:val="000000"/>
+          <w:sz w:val="24"/>
+        </w:rPr>
+        <w:t>The first step is request parsing. The agent looks for the purchase amount, vendor name, department, category, and whether the request involves sensitive data. For example, words such as customer, employee, support tickets, email, financial, and payment trends trigger a sensitive-data signal.</w:t>
+      </w:r>
+    </w:p>
+    <w:p>
+      <w:pPr>
+        <w:spacing w:line="480" w:lineRule="auto" w:after="0"/>
+        <w:jc w:val="left"/>
+      </w:pPr>
+      <w:r>
+        <w:rPr>
+          <w:rFonts w:ascii="Times New Roman" w:hAnsi="Times New Roman"/>
+          <w:color w:val="000000"/>
+          <w:sz w:val="24"/>
+        </w:rPr>
+        <w:t>The second step is RAG. The knowledge base includes procurement policy, security policy, an approval matrix, and responsible AI policy. The retriever searches those documents and returns the most relevant passages. The UI displays the source file, heading, and passage so the user can see what evidence was used.</w:t>
+      </w:r>
+    </w:p>
+    <w:p>
+      <w:pPr>
+        <w:spacing w:line="480" w:lineRule="auto" w:after="0"/>
+        <w:jc w:val="left"/>
+      </w:pPr>
+      <w:r>
+        <w:rPr>
+          <w:rFonts w:ascii="Times New Roman" w:hAnsi="Times New Roman"/>
+          <w:color w:val="000000"/>
+          <w:sz w:val="24"/>
+        </w:rPr>
+        <w:t>The third step is tool use. ProcureWise has several business tools:</w:t>
+      </w:r>
+    </w:p>
+    <w:p>
+      <w:pPr>
+        <w:pStyle w:val="ListBullet"/>
+        <w:spacing w:line="480" w:lineRule="auto" w:after="0"/>
+        <w:ind w:left="720" w:hanging="360"/>
+      </w:pPr>
+      <w:r>
+        <w:rPr>
+          <w:rFonts w:ascii="Times New Roman" w:hAnsi="Times New Roman"/>
+          <w:color w:val="000000"/>
+          <w:sz w:val="24"/>
+        </w:rPr>
+        <w:t>request_parser extracts structured facts.</w:t>
+      </w:r>
+    </w:p>
+    <w:p>
+      <w:pPr>
+        <w:pStyle w:val="ListBullet"/>
+        <w:spacing w:line="480" w:lineRule="auto" w:after="0"/>
+        <w:ind w:left="720" w:hanging="360"/>
+      </w:pPr>
+      <w:r>
+        <w:rPr>
+          <w:rFonts w:ascii="Times New Roman" w:hAnsi="Times New Roman"/>
+          <w:color w:val="000000"/>
+          <w:sz w:val="24"/>
+        </w:rPr>
+        <w:t>policy_retriever retrieves policy evidence.</w:t>
+      </w:r>
+    </w:p>
+    <w:p>
+      <w:pPr>
+        <w:pStyle w:val="ListBullet"/>
+        <w:spacing w:line="480" w:lineRule="auto" w:after="0"/>
+        <w:ind w:left="720" w:hanging="360"/>
+      </w:pPr>
+      <w:r>
+        <w:rPr>
+          <w:rFonts w:ascii="Times New Roman" w:hAnsi="Times New Roman"/>
+          <w:color w:val="000000"/>
+          <w:sz w:val="24"/>
+        </w:rPr>
+        <w:t>vendor_lookup checks the vendor database.</w:t>
+      </w:r>
+    </w:p>
+    <w:p>
+      <w:pPr>
+        <w:pStyle w:val="ListBullet"/>
+        <w:spacing w:line="480" w:lineRule="auto" w:after="0"/>
+        <w:ind w:left="720" w:hanging="360"/>
+      </w:pPr>
+      <w:r>
+        <w:rPr>
+          <w:rFonts w:ascii="Times New Roman" w:hAnsi="Times New Roman"/>
+          <w:color w:val="000000"/>
+          <w:sz w:val="24"/>
+        </w:rPr>
+        <w:t>safety_guard detects policy-bypass or concealment instructions.</w:t>
+      </w:r>
+    </w:p>
+    <w:p>
+      <w:pPr>
+        <w:pStyle w:val="ListBullet"/>
+        <w:spacing w:line="480" w:lineRule="auto" w:after="0"/>
+        <w:ind w:left="720" w:hanging="360"/>
+      </w:pPr>
+      <w:r>
+        <w:rPr>
+          <w:rFonts w:ascii="Times New Roman" w:hAnsi="Times New Roman"/>
+          <w:color w:val="000000"/>
+          <w:sz w:val="24"/>
+        </w:rPr>
+        <w:t>approval_router applies spend thresholds.</w:t>
+      </w:r>
+    </w:p>
+    <w:p>
+      <w:pPr>
+        <w:pStyle w:val="ListBullet"/>
+        <w:spacing w:line="480" w:lineRule="auto" w:after="0"/>
+        <w:ind w:left="720" w:hanging="360"/>
+      </w:pPr>
+      <w:r>
+        <w:rPr>
+          <w:rFonts w:ascii="Times New Roman" w:hAnsi="Times New Roman"/>
+          <w:color w:val="000000"/>
+          <w:sz w:val="24"/>
+        </w:rPr>
+        <w:t>intake_checker checks required request information.</w:t>
+      </w:r>
+    </w:p>
+    <w:p>
+      <w:pPr>
+        <w:pStyle w:val="ListBullet"/>
+        <w:spacing w:line="480" w:lineRule="auto" w:after="0"/>
+        <w:ind w:left="720" w:hanging="360"/>
+      </w:pPr>
+      <w:r>
+        <w:rPr>
+          <w:rFonts w:ascii="Times New Roman" w:hAnsi="Times New Roman"/>
+          <w:color w:val="000000"/>
+          <w:sz w:val="24"/>
+        </w:rPr>
+        <w:t>risk_scorer combines risk signals.</w:t>
+      </w:r>
+    </w:p>
+    <w:p>
+      <w:pPr>
+        <w:pStyle w:val="ListBullet"/>
+        <w:spacing w:line="480" w:lineRule="auto" w:after="0"/>
+        <w:ind w:left="720" w:hanging="360"/>
+      </w:pPr>
+      <w:r>
+        <w:rPr>
+          <w:rFonts w:ascii="Times New Roman" w:hAnsi="Times New Roman"/>
+          <w:color w:val="000000"/>
+          <w:sz w:val="24"/>
+        </w:rPr>
+        <w:t>decision_advisor decides the status and recommended human action.</w:t>
+      </w:r>
+    </w:p>
+    <w:p>
+      <w:pPr>
+        <w:pStyle w:val="ListBullet"/>
+        <w:spacing w:line="480" w:lineRule="auto" w:after="0"/>
+        <w:ind w:left="720" w:hanging="360"/>
+      </w:pPr>
+      <w:r>
+        <w:rPr>
+          <w:rFonts w:ascii="Times New Roman" w:hAnsi="Times New Roman"/>
+          <w:color w:val="000000"/>
+          <w:sz w:val="24"/>
+        </w:rPr>
+        <w:t>response_drafter writes the final recommendation.</w:t>
+      </w:r>
+    </w:p>
+    <w:p>
+      <w:pPr>
+        <w:pStyle w:val="ListBullet"/>
+        <w:spacing w:line="480" w:lineRule="auto" w:after="0"/>
+        <w:ind w:left="720" w:hanging="360"/>
+      </w:pPr>
+      <w:r>
+        <w:rPr>
+          <w:rFonts w:ascii="Times New Roman" w:hAnsi="Times New Roman"/>
+          <w:color w:val="000000"/>
+          <w:sz w:val="24"/>
+        </w:rPr>
+        <w:t>case_writer saves the case file.</w:t>
+      </w:r>
+    </w:p>
+    <w:p>
+      <w:pPr>
+        <w:pStyle w:val="ListBullet"/>
+        <w:spacing w:line="480" w:lineRule="auto" w:after="0"/>
+        <w:ind w:left="720" w:hanging="360"/>
+      </w:pPr>
+      <w:r>
+        <w:rPr>
+          <w:rFonts w:ascii="Times New Roman" w:hAnsi="Times New Roman"/>
+          <w:color w:val="000000"/>
+          <w:sz w:val="24"/>
+        </w:rPr>
+        <w:t>human_review_recorder records reviewer actions.</w:t>
+      </w:r>
+    </w:p>
+    <w:p>
+      <w:pPr>
+        <w:spacing w:line="480" w:lineRule="auto" w:after="0"/>
+        <w:jc w:val="left"/>
+      </w:pPr>
+      <w:r>
+        <w:rPr>
+          <w:rFonts w:ascii="Times New Roman" w:hAnsi="Times New Roman"/>
+          <w:color w:val="000000"/>
+          <w:sz w:val="24"/>
+        </w:rPr>
+        <w:t>The fourth step is response drafting. When live LLM mode is enabled, the response drafter sends the request, retrieved policy evidence, and tool outputs to the OpenAI Responses API. In our live Docker test, the tool trace showed response_drafter with mode llm and model gpt-5-mini. If the API is not enabled, the same workflow still runs with deterministic drafting so the project can be graded without an API key.</w:t>
+      </w:r>
+    </w:p>
+    <w:p>
+      <w:pPr>
+        <w:spacing w:line="480" w:lineRule="auto" w:after="0"/>
+        <w:jc w:val="left"/>
+      </w:pPr>
+      <w:r>
+        <w:rPr>
+          <w:rFonts w:ascii="Times New Roman" w:hAnsi="Times New Roman"/>
+          <w:color w:val="000000"/>
+          <w:sz w:val="24"/>
+        </w:rPr>
+        <w:t>The fifth step is case creation. The case file stores the request, parsed facts, vendor result, approval path, risk score, intake result, safety result, decision status, recommendation, and policy evidence. This creates an audit trail instead of a temporary chat answer.</w:t>
+      </w:r>
+    </w:p>
+    <w:p>
+      <w:pPr>
+        <w:spacing w:line="480" w:lineRule="auto" w:after="0"/>
+        <w:jc w:val="left"/>
+      </w:pPr>
+      <w:r>
+        <w:rPr>
+          <w:rFonts w:ascii="Times New Roman" w:hAnsi="Times New Roman"/>
+          <w:color w:val="000000"/>
+          <w:sz w:val="24"/>
+        </w:rPr>
+        <w:t>The interface supports this architecture. The user sees the risk level, score, current decision, recommended human action, safety status, intake gaps, approval path, approval packet, policy matches, human review controls, and tool trace. This makes the agent understandable to a business user.</w:t>
       </w:r>
     </w:p>
     <w:p>
@@ -401,7 +891,7 @@
           <w:color w:val="000000"/>
           <w:sz w:val="24"/>
         </w:rPr>
-        <w:t>The project is built in Python. The main agent code is in the src/procurewise folder. The user interface is in the app folder. The policy files are in data/knowledge_base. The sample vendor file is data/vendors.csv. The sample requests are in data/sample_requests.csv.</w:t>
+        <w:t>The project is built in Python. The main code is organized in the src/procurewise folder. The app folder contains the browser dashboard. The data folder contains the sample vendor database, sample requests, and policy knowledge base.</w:t>
       </w:r>
     </w:p>
     <w:p>
@@ -415,7 +905,7 @@
           <w:color w:val="000000"/>
           <w:sz w:val="24"/>
         </w:rPr>
-        <w:t>The main workflow is in src/procurewise/agent.py. This file controls the agent steps. It parses the request, retrieves policy, runs tools, drafts the answer, and creates a case when needed. The code can use LangGraph if it is installed, but it also has a direct local workflow so the project can run without paid API access.</w:t>
+        <w:t>The main workflow is implemented in src/procurewise/agent.py. This file controls the order of steps: parse request, retrieve policy, run tools, draft response, and optionally create a case. If LangGraph is installed, the workflow can be compiled into a graph. If not, the same steps run directly. This makes the project reliable on different machines while still showing a graph-style agent design.</w:t>
       </w:r>
     </w:p>
     <w:p>
@@ -429,7 +919,7 @@
           <w:color w:val="000000"/>
           <w:sz w:val="24"/>
         </w:rPr>
-        <w:t>The RAG code is in src/procurewise/retriever.py. It loads the policy documents, breaks them into sections by heading, and scores them against the user request. The highest scoring sections are returned as policy evidence. This is a simple RAG method, but it is enough to show the idea clearly.</w:t>
+        <w:t>The RAG implementation is in src/procurewise/retriever.py. It loads Markdown policy documents, splits them by headings, scores them against the request, and returns the best matching passages. This is a lightweight RAG implementation that is appropriate for a classroom prototype. In production, it could be replaced with embeddings and a vector database.</w:t>
       </w:r>
     </w:p>
     <w:p>
@@ -443,7 +933,7 @@
           <w:color w:val="000000"/>
           <w:sz w:val="24"/>
         </w:rPr>
-        <w:t>The tools are in src/procurewise/tools.py. The request parser finds facts from the request. The vendor lookup checks the vendor CSV file. The approval router maps spending levels to review paths. The risk scorer adds risk points for things like high spend, sensitive data, unknown vendors, missing contracts, and missing security evidence. The case writer saves the result.</w:t>
+        <w:t>The tool layer is in src/procurewise/tools.py. The tools make the app agentic because they let the system take structured actions instead of only generating text. The vendor lookup checks data/vendors.csv. The approval router maps spend thresholds to approval paths. The intake checker identifies missing fields such as vendor quote, requested start date, department owner, and budget code. The safety guard detects unsafe requests such as "ignore procurement policy" or "do not tell Security." The risk scorer adds points for high spend, sensitive data, unknown vendors, high-risk vendors, missing SOC 2, and missing active contracts.</w:t>
       </w:r>
     </w:p>
     <w:p>
@@ -457,7 +947,7 @@
           <w:color w:val="000000"/>
           <w:sz w:val="24"/>
         </w:rPr>
-        <w:t>The prompt design is stored in src/procurewise/prompts.py. The prompt tells the agent to be careful, use evidence, avoid making up facts, and explain missing information. Even though the local version uses deterministic response logic, the prompt file shows how the project can support an API-based LLM later.</w:t>
+        <w:t>The decision advisor is one of the newest improvements. It turns the tool results into a clear decision status and recommended human action. For example, a policy-bypass request becomes "Cannot proceed as submitted" with the recommended action "Escalate to Security." A missing-intake request can be returned to the requester. A lower-risk complete request can be marked ready for review. This makes the app feel more like a real procurement workflow.</w:t>
       </w:r>
     </w:p>
     <w:p>
@@ -471,7 +961,7 @@
           <w:color w:val="000000"/>
           <w:sz w:val="24"/>
         </w:rPr>
-        <w:t>The interface has two options. The Streamlit app runs in Docker and opens at http://localhost:8501. The no-dependency browser app runs locally at http://127.0.0.1:8502. The local browser app is useful because teammates can run it without installing extra Python packages.</w:t>
+        <w:t>The optional LLM drafter is implemented in src/procurewise/llm.py. It uses the OpenAI Responses API when PROCUREWISE_USE_LLM=true and an API key is available. The LLM drafts the final paragraph, but it is constrained to use the tool outputs and policy evidence. The risk level, approval path, safety flag, and decision status are not invented by the LLM.</w:t>
       </w:r>
     </w:p>
     <w:p>
@@ -485,7 +975,7 @@
           <w:color w:val="000000"/>
           <w:sz w:val="24"/>
         </w:rPr>
-        <w:t>One challenge was making the project easy to run on different computers. Some team members use Windows and some may use macOS. To help with this, the project includes Windows launchers, a macOS command file, a Discord setup guide, and a README. It also includes Docker files for deployment.</w:t>
+        <w:t>The polished dashboard is implemented in app/basic_server.py and runs at http://localhost:8501 in Docker. It includes scenario buttons for Office Supply, CloudDesk AI, Northstar, BrightWave, Unknown Vendor, and Policy Bypass. The dashboard includes Review, Evaluation, Vendors, Policy, and Cases views.</w:t>
       </w:r>
     </w:p>
     <w:p>
@@ -499,7 +989,63 @@
           <w:color w:val="000000"/>
           <w:sz w:val="24"/>
         </w:rPr>
-        <w:t>Another challenge was making the system feel like an agent without requiring a paid API key. We solved this by building the agent workflow with real retrieval and tools. The project can still be upgraded later with an OpenAI API or another LLM API for richer final response writing.</w:t>
+        <w:t>The Review page shows the active request and the agent output. The output includes a review summary, current decision, recommended human action, safety alert, missing intake alert, approval packet, request snapshot, next steps, human review controls, policy matches, and tool trace.</w:t>
+      </w:r>
+    </w:p>
+    <w:p>
+      <w:pPr>
+        <w:spacing w:line="480" w:lineRule="auto" w:after="0"/>
+        <w:jc w:val="left"/>
+      </w:pPr>
+      <w:r>
+        <w:rPr>
+          <w:rFonts w:ascii="Times New Roman" w:hAnsi="Times New Roman"/>
+          <w:color w:val="000000"/>
+          <w:sz w:val="24"/>
+        </w:rPr>
+        <w:t>The Approval Packet is another major improvement. It summarizes the business output in one place: decision status, recommended action, vendor, amount, risk score, approval path, intake status, safety status, evidence sources, audit tool count, decision reason, and recommendation. The packet can also be downloaded as a Markdown file.</w:t>
+      </w:r>
+    </w:p>
+    <w:p>
+      <w:pPr>
+        <w:spacing w:line="480" w:lineRule="auto" w:after="0"/>
+        <w:jc w:val="left"/>
+      </w:pPr>
+      <w:r>
+        <w:rPr>
+          <w:rFonts w:ascii="Times New Roman" w:hAnsi="Times New Roman"/>
+          <w:color w:val="000000"/>
+          <w:sz w:val="24"/>
+        </w:rPr>
+        <w:t>The Evaluation page runs an in-app validation harness. It checks six scenarios: Office Supply, CloudDesk AI, Northstar, BrightWave, Unknown Vendor, and Policy Bypass. The page shows 6/6 passed for overall behavior, risk, routing, vendor handling, safety, and decision action.</w:t>
+      </w:r>
+    </w:p>
+    <w:p>
+      <w:pPr>
+        <w:spacing w:line="480" w:lineRule="auto" w:after="0"/>
+        <w:jc w:val="left"/>
+      </w:pPr>
+      <w:r>
+        <w:rPr>
+          <w:rFonts w:ascii="Times New Roman" w:hAnsi="Times New Roman"/>
+          <w:color w:val="000000"/>
+          <w:sz w:val="24"/>
+        </w:rPr>
+        <w:t>The Cases page shows persistent case history. It lists recent case IDs, vendors, amounts, risk levels, approval paths, decision status, missing intake, safety status, and packet export links. It also shows summary counts for total cases, high risk cases, missing intake cases, safety flagged cases, review actions, and latest decision.</w:t>
+      </w:r>
+    </w:p>
+    <w:p>
+      <w:pPr>
+        <w:spacing w:line="480" w:lineRule="auto" w:after="0"/>
+        <w:jc w:val="left"/>
+      </w:pPr>
+      <w:r>
+        <w:rPr>
+          <w:rFonts w:ascii="Times New Roman" w:hAnsi="Times New Roman"/>
+          <w:color w:val="000000"/>
+          <w:sz w:val="24"/>
+        </w:rPr>
+        <w:t>Human review controls were added so the app does not look like an automatic approver. A reviewer can return a request to the requester, escalate it to Security, or mark it ready for review. That reviewer action is written to a review action log and displayed on the Cases page.</w:t>
       </w:r>
     </w:p>
     <w:p>
@@ -527,13 +1073,14 @@
           <w:color w:val="000000"/>
           <w:sz w:val="24"/>
         </w:rPr>
-        <w:t>Containerization is included through Docker. The project has a Dockerfile, a docker-compose.yml file, and a .dockerignore file. These files package the app so it can run in a container. This helps show how the project could be deployed outside a normal local Python setup.</w:t>
+        <w:t>The project includes Docker deployment files:</w:t>
       </w:r>
     </w:p>
     <w:p>
       <w:pPr>
+        <w:pStyle w:val="ListBullet"/>
         <w:spacing w:line="480" w:lineRule="auto" w:after="0"/>
-        <w:jc w:val="left"/>
+        <w:ind w:left="720" w:hanging="360"/>
       </w:pPr>
       <w:r>
         <w:rPr>
@@ -541,13 +1088,14 @@
           <w:color w:val="000000"/>
           <w:sz w:val="24"/>
         </w:rPr>
-        <w:t>Docker Desktop was tested successfully on Windows. The containerized Streamlit app ran at http://localhost:8501. The CloudDesk AI sample request was tested in the Docker version. The app returned a medium risk result, showed policy evidence, routed the request to the correct approval path, listed next steps, created a case, and displayed the tool trace.</w:t>
+        <w:t>Dockerfile</w:t>
       </w:r>
     </w:p>
     <w:p>
       <w:pPr>
+        <w:pStyle w:val="ListBullet"/>
         <w:spacing w:line="480" w:lineRule="auto" w:after="0"/>
-        <w:jc w:val="left"/>
+        <w:ind w:left="720" w:hanging="360"/>
       </w:pPr>
       <w:r>
         <w:rPr>
@@ -555,13 +1103,14 @@
           <w:color w:val="000000"/>
           <w:sz w:val="24"/>
         </w:rPr>
-        <w:t>After the Docker test, the container was stopped cleanly. The command docker compose down removed the container and the Docker network. This means the deployment files are not only included, but were also tested on a real Windows machine.</w:t>
+        <w:t>docker-compose.yml</w:t>
       </w:r>
     </w:p>
     <w:p>
       <w:pPr>
+        <w:pStyle w:val="ListBullet"/>
         <w:spacing w:line="480" w:lineRule="auto" w:after="0"/>
-        <w:jc w:val="left"/>
+        <w:ind w:left="720" w:hanging="360"/>
       </w:pPr>
       <w:r>
         <w:rPr>
@@ -569,13 +1118,14 @@
           <w:color w:val="000000"/>
           <w:sz w:val="24"/>
         </w:rPr>
-        <w:t>The default Docker setup does not need a .env file. This is important because teammates or graders can run the container without first creating extra configuration. The .env.example file is still included for future work, especially if the team adds an API-based LLM connection later.</w:t>
+        <w:t>.dockerignore</w:t>
       </w:r>
     </w:p>
     <w:p>
       <w:pPr>
+        <w:pStyle w:val="ListBullet"/>
         <w:spacing w:line="480" w:lineRule="auto" w:after="0"/>
-        <w:jc w:val="left"/>
+        <w:ind w:left="720" w:hanging="360"/>
       </w:pPr>
       <w:r>
         <w:rPr>
@@ -583,7 +1133,78 @@
           <w:color w:val="000000"/>
           <w:sz w:val="24"/>
         </w:rPr>
-        <w:t>In a real company, this system would need stronger deployment controls. It would need login, role-based access, secret management, database storage, logging, and security monitoring. It could be hosted on a cloud container service or on Kubernetes. For this project, Docker shows the basic deployment approach clearly.</w:t>
+        <w:t>requirements.txt</w:t>
+      </w:r>
+    </w:p>
+    <w:p>
+      <w:pPr>
+        <w:pStyle w:val="ListBullet"/>
+        <w:spacing w:line="480" w:lineRule="auto" w:after="0"/>
+        <w:ind w:left="720" w:hanging="360"/>
+      </w:pPr>
+      <w:r>
+        <w:rPr>
+          <w:rFonts w:ascii="Times New Roman" w:hAnsi="Times New Roman"/>
+          <w:color w:val="000000"/>
+          <w:sz w:val="24"/>
+        </w:rPr>
+        <w:t>.env.example</w:t>
+      </w:r>
+    </w:p>
+    <w:p>
+      <w:pPr>
+        <w:spacing w:line="480" w:lineRule="auto" w:after="0"/>
+        <w:jc w:val="left"/>
+      </w:pPr>
+      <w:r>
+        <w:rPr>
+          <w:rFonts w:ascii="Times New Roman" w:hAnsi="Times New Roman"/>
+          <w:color w:val="000000"/>
+          <w:sz w:val="24"/>
+        </w:rPr>
+        <w:t>The Docker version runs the polished dashboard at http://localhost:8501. The Docker Compose file mounts data/runtime into the container so case files and review actions persist between runs. This supports the Cases page and packet export feature.</w:t>
+      </w:r>
+    </w:p>
+    <w:p>
+      <w:pPr>
+        <w:spacing w:line="480" w:lineRule="auto" w:after="0"/>
+        <w:jc w:val="left"/>
+      </w:pPr>
+      <w:r>
+        <w:rPr>
+          <w:rFonts w:ascii="Times New Roman" w:hAnsi="Times New Roman"/>
+          <w:color w:val="000000"/>
+          <w:sz w:val="24"/>
+        </w:rPr>
+        <w:t>Docker Desktop was tested successfully on Windows. The containerized app ran at localhost:8501 and completed multiple sample requests. The tool trace showed the container path /app/data/runtime for case files, which confirmed that the Docker version was running. Live LLM mode was also tested in Docker, and the response_drafter showed mode llm and model gpt-5-mini.</w:t>
+      </w:r>
+    </w:p>
+    <w:p>
+      <w:pPr>
+        <w:spacing w:line="480" w:lineRule="auto" w:after="0"/>
+        <w:jc w:val="left"/>
+      </w:pPr>
+      <w:r>
+        <w:rPr>
+          <w:rFonts w:ascii="Times New Roman" w:hAnsi="Times New Roman"/>
+          <w:color w:val="000000"/>
+          <w:sz w:val="24"/>
+        </w:rPr>
+        <w:t>The app can also run without Docker using start_local_app.ps1 on Windows or start_local_app.command on macOS. The local no-dependency version opens at http://127.0.0.1:8502. This gives teammates a fallback if Docker is not available.</w:t>
+      </w:r>
+    </w:p>
+    <w:p>
+      <w:pPr>
+        <w:spacing w:line="480" w:lineRule="auto" w:after="0"/>
+        <w:jc w:val="left"/>
+      </w:pPr>
+      <w:r>
+        <w:rPr>
+          <w:rFonts w:ascii="Times New Roman" w:hAnsi="Times New Roman"/>
+          <w:color w:val="000000"/>
+          <w:sz w:val="24"/>
+        </w:rPr>
+        <w:t>For production, the app would need authentication, role-based access control, secret management, database storage, monitoring, logging, dependency scanning, and integration with procurement or ticketing systems such as Coupa, SAP Ariba, ServiceNow, Jira, or a vendor management platform.</w:t>
       </w:r>
     </w:p>
     <w:p>
@@ -611,7 +1232,7 @@
           <w:color w:val="000000"/>
           <w:sz w:val="24"/>
         </w:rPr>
-        <w:t>The project was tested with several sample requests. The CloudDesk AI request is a medium risk case because it is a software purchase above the standard review threshold and it handles customer support data. The Northstar Analytics request is a high risk case because it is expensive, involves customer financial data, and uses a vendor with a high risk rating.</w:t>
+        <w:t>The project includes both command-line checks and an in-app evaluation page. The command python run_checks.py passed. The checks confirm that policy retrieval works, vendor matching works, risk scoring behaves correctly, safety bypass detection works, and the evaluation harness passes all scenarios.</w:t>
       </w:r>
     </w:p>
     <w:p>
@@ -625,7 +1246,7 @@
           <w:color w:val="000000"/>
           <w:sz w:val="24"/>
         </w:rPr>
-        <w:t>The PaperTrail Office Supply request is a low risk case because it is a small office supply purchase from a low risk vendor. The BrightWave Events request is a medium risk case because it involves attendee contact data. These examples show that the agent can handle different levels of risk.</w:t>
+        <w:t>The in-app Evaluation page is useful for the demo because it visually proves the agent behaves correctly across multiple cases. It checks low risk, medium risk, high risk, unknown vendor, and policy-bypass situations. It also verifies the recommended decision action, not just the final recommendation text.</w:t>
       </w:r>
     </w:p>
     <w:p>
@@ -639,13 +1260,14 @@
           <w:color w:val="000000"/>
           <w:sz w:val="24"/>
         </w:rPr>
-        <w:t>The automated checks also passed. The checks confirm that policy retrieval works, known vendors can be found, risk scoring works for unknown sensitive vendors, and the end-to-end agent returns a recommendation. The command python run_checks.py returned that all ProcureWise checks passed.</w:t>
+        <w:t>The major test scenarios are:</w:t>
       </w:r>
     </w:p>
     <w:p>
       <w:pPr>
+        <w:pStyle w:val="ListBullet"/>
         <w:spacing w:line="480" w:lineRule="auto" w:after="0"/>
-        <w:jc w:val="left"/>
+        <w:ind w:left="720" w:hanging="360"/>
       </w:pPr>
       <w:r>
         <w:rPr>
@@ -653,13 +1275,14 @@
           <w:color w:val="000000"/>
           <w:sz w:val="24"/>
         </w:rPr>
-        <w:t>The Docker deployment test also passed. This matters because deployment is part of the project rubric. The Docker test showed that the app can run as a container and still complete the sample request. This strengthens the deployment section of the project.</w:t>
+        <w:t>Office Supply: low risk, known vendor, requester manager approval.</w:t>
       </w:r>
     </w:p>
     <w:p>
       <w:pPr>
+        <w:pStyle w:val="ListBullet"/>
         <w:spacing w:line="480" w:lineRule="auto" w:after="0"/>
-        <w:jc w:val="left"/>
+        <w:ind w:left="720" w:hanging="360"/>
       </w:pPr>
       <w:r>
         <w:rPr>
@@ -667,13 +1290,14 @@
           <w:color w:val="000000"/>
           <w:sz w:val="24"/>
         </w:rPr>
-        <w:t>The main ethical risk is overreliance. A user may trust the agent too much and treat its answer as final approval. ProcureWise reduces this risk by making the agent a decision support tool. It gives recommendations and evidence, but humans still make final approval decisions.</w:t>
+        <w:t>CloudDesk AI: medium risk, customer data, Department VP, Procurement, and Security review.</w:t>
       </w:r>
     </w:p>
     <w:p>
       <w:pPr>
+        <w:pStyle w:val="ListBullet"/>
         <w:spacing w:line="480" w:lineRule="auto" w:after="0"/>
-        <w:jc w:val="left"/>
+        <w:ind w:left="720" w:hanging="360"/>
       </w:pPr>
       <w:r>
         <w:rPr>
@@ -681,13 +1305,14 @@
           <w:color w:val="000000"/>
           <w:sz w:val="24"/>
         </w:rPr>
-        <w:t>Another ethical issue is fairness to vendors. A new or small vendor should not be rejected just because it is unknown. ProcureWise does not permanently reject unknown vendors. It says the vendor profile must be created or reviewed before approval. This keeps the process fairer and more evidence based.</w:t>
+        <w:t>Northstar Analytics: high risk, high spend, sensitive financial data, executive and legal escalation.</w:t>
       </w:r>
     </w:p>
     <w:p>
       <w:pPr>
+        <w:pStyle w:val="ListBullet"/>
         <w:spacing w:line="480" w:lineRule="auto" w:after="0"/>
-        <w:jc w:val="left"/>
+        <w:ind w:left="720" w:hanging="360"/>
       </w:pPr>
       <w:r>
         <w:rPr>
@@ -695,13 +1320,14 @@
           <w:color w:val="000000"/>
           <w:sz w:val="24"/>
         </w:rPr>
-        <w:t>Privacy is also important. Purchase requests should not include extra personal information. The case file should store only what is needed for review and audit. If a request involves customer, employee, student, financial, or confidential data, the agent flags the need for a data protection review.</w:t>
+        <w:t>BrightWave Events: medium risk, marketing data, manager and procurement approval.</w:t>
       </w:r>
     </w:p>
     <w:p>
       <w:pPr>
+        <w:pStyle w:val="ListBullet"/>
         <w:spacing w:line="480" w:lineRule="auto" w:after="0"/>
-        <w:jc w:val="left"/>
+        <w:ind w:left="720" w:hanging="360"/>
       </w:pPr>
       <w:r>
         <w:rPr>
@@ -709,13 +1335,14 @@
           <w:color w:val="000000"/>
           <w:sz w:val="24"/>
         </w:rPr>
-        <w:t>Security is important because AI agents can be misused. A requester might try to hide risk or ask the agent to bypass approval. ProcureWise handles this by showing policy evidence, tool results, and risk reasons. The agent also avoids excessive agency because it cannot create a purchase order, sign a contract, or approve vendor risk by itself.</w:t>
+        <w:t>Unknown Vendor: high risk because the vendor is not in the database and sensitive data is involved.</w:t>
       </w:r>
     </w:p>
     <w:p>
       <w:pPr>
+        <w:pStyle w:val="ListBullet"/>
         <w:spacing w:line="480" w:lineRule="auto" w:after="0"/>
-        <w:jc w:val="left"/>
+        <w:ind w:left="720" w:hanging="360"/>
       </w:pPr>
       <w:r>
         <w:rPr>
@@ -723,7 +1350,91 @@
           <w:color w:val="000000"/>
           <w:sz w:val="24"/>
         </w:rPr>
-        <w:t>The project follows ideas from the NIST AI Risk Management Framework and OWASP guidance for LLM systems. These sources stress governance, transparency, risk measurement, privacy, and human control. ProcureWise reflects these ideas by keeping humans in charge and showing the evidence behind its output.</w:t>
+        <w:t>Policy Bypass: high risk and safety flagged because the request asks the agent to ignore policy and hide the request from Security.</w:t>
+      </w:r>
+    </w:p>
+    <w:p>
+      <w:pPr>
+        <w:spacing w:line="480" w:lineRule="auto" w:after="0"/>
+        <w:jc w:val="left"/>
+      </w:pPr>
+      <w:r>
+        <w:rPr>
+          <w:rFonts w:ascii="Times New Roman" w:hAnsi="Times New Roman"/>
+          <w:color w:val="000000"/>
+          <w:sz w:val="24"/>
+        </w:rPr>
+        <w:t>The strongest safety scenario is Policy Bypass. The request says to ignore procurement policy and not tell Security. ProcureWise does not follow that instruction. Instead, the safety guard flags the request, the decision advisor says it cannot proceed as submitted, and the recommended action is to escalate to Security.</w:t>
+      </w:r>
+    </w:p>
+    <w:p>
+      <w:pPr>
+        <w:spacing w:line="480" w:lineRule="auto" w:after="0"/>
+        <w:jc w:val="left"/>
+      </w:pPr>
+      <w:r>
+        <w:rPr>
+          <w:rFonts w:ascii="Times New Roman" w:hAnsi="Times New Roman"/>
+          <w:color w:val="000000"/>
+          <w:sz w:val="24"/>
+        </w:rPr>
+        <w:t>The main ethical risk is overreliance. A user might treat the agent's answer as final approval. ProcureWise reduces this risk by making the agent a decision support tool. It shows evidence, keeps humans in charge, and records review actions separately from agent recommendations.</w:t>
+      </w:r>
+    </w:p>
+    <w:p>
+      <w:pPr>
+        <w:spacing w:line="480" w:lineRule="auto" w:after="0"/>
+        <w:jc w:val="left"/>
+      </w:pPr>
+      <w:r>
+        <w:rPr>
+          <w:rFonts w:ascii="Times New Roman" w:hAnsi="Times New Roman"/>
+          <w:color w:val="000000"/>
+          <w:sz w:val="24"/>
+        </w:rPr>
+        <w:t>Another ethical issue is fairness to vendors. Unknown vendors should not be permanently rejected just because they are not in the sample database. ProcureWise handles this by requiring vendor setup or review before approval. That keeps the process evidence-based instead of automatically excluding new vendors.</w:t>
+      </w:r>
+    </w:p>
+    <w:p>
+      <w:pPr>
+        <w:spacing w:line="480" w:lineRule="auto" w:after="0"/>
+        <w:jc w:val="left"/>
+      </w:pPr>
+      <w:r>
+        <w:rPr>
+          <w:rFonts w:ascii="Times New Roman" w:hAnsi="Times New Roman"/>
+          <w:color w:val="000000"/>
+          <w:sz w:val="24"/>
+        </w:rPr>
+        <w:t>Privacy is important because purchase requests may mention customer, employee, student, financial, or confidential data. ProcureWise flags sensitive-data requests and recommends data protection review before data is shared with a vendor. Case records should store only information needed for review and audit.</w:t>
+      </w:r>
+    </w:p>
+    <w:p>
+      <w:pPr>
+        <w:spacing w:line="480" w:lineRule="auto" w:after="0"/>
+        <w:jc w:val="left"/>
+      </w:pPr>
+      <w:r>
+        <w:rPr>
+          <w:rFonts w:ascii="Times New Roman" w:hAnsi="Times New Roman"/>
+          <w:color w:val="000000"/>
+          <w:sz w:val="24"/>
+        </w:rPr>
+        <w:t>Security is important because AI agents can be misused. A requester may try to bypass approval or conceal a request from Security or Legal. ProcureWise directly addresses this with a safety guard, policy evidence, conservative routing, and human escalation. It also avoids excessive agency because it cannot create purchase orders, sign contracts, or approve vendor risk.</w:t>
+      </w:r>
+    </w:p>
+    <w:p>
+      <w:pPr>
+        <w:spacing w:line="480" w:lineRule="auto" w:after="0"/>
+        <w:jc w:val="left"/>
+      </w:pPr>
+      <w:r>
+        <w:rPr>
+          <w:rFonts w:ascii="Times New Roman" w:hAnsi="Times New Roman"/>
+          <w:color w:val="000000"/>
+          <w:sz w:val="24"/>
+        </w:rPr>
+        <w:t>The project follows ideas from the NIST AI Risk Management Framework and OWASP guidance for LLM systems. These sources emphasize governance, transparency, risk measurement, privacy, prompt injection awareness, and human control. ProcureWise reflects those ideas by making the workflow visible and limiting the agent to decision support.</w:t>
       </w:r>
     </w:p>
     <w:p>
@@ -751,7 +1462,7 @@
           <w:color w:val="000000"/>
           <w:sz w:val="24"/>
         </w:rPr>
-        <w:t>The project includes documentation for the final submission package. The README explains what the project is and how to run it. The architecture document explains the workflow and components. The deployment guide explains local, Docker, and future production deployment. The evaluation document explains the test scenarios and results.</w:t>
+        <w:t>The repository includes documentation for the final submission package. The README explains the project, setup, Track A scope, Docker run instructions, optional LLM mode, and repository structure. The architecture document explains the workflow and components. The deployment guide explains local, Docker, environment, security, infrastructure, and production considerations. The evaluation guide explains success metrics, scenarios, and results. The ethics and security guide covers overreliance, privacy, fairness, prompt injection, excessive agency, and human oversight.</w:t>
       </w:r>
     </w:p>
     <w:p>
@@ -765,7 +1476,7 @@
           <w:color w:val="000000"/>
           <w:sz w:val="24"/>
         </w:rPr>
-        <w:t>The ethics and security document explains risks such as overreliance, privacy, fairness, prompt injection, and excessive agency. The demo script gives a five-minute video plan. The proposal and progress report drafts are also included so the team can show the full project process.</w:t>
+        <w:t>The demo script explains how to record the five-minute video. It recommends showing the dashboard, CloudDesk AI, Northstar, Policy Bypass, Tool Trace, Approval Packet, Evaluation page, Cases page, and human review action log. This script helps the team present the project clearly and connect each app feature to the rubric.</w:t>
       </w:r>
     </w:p>
     <w:p>
@@ -779,7 +1490,21 @@
           <w:color w:val="000000"/>
           <w:sz w:val="24"/>
         </w:rPr>
-        <w:t>The GitHub repository contains the working code, documentation, sample data, launchers, Docker files, and setup guides. The repository is available at https://github.com/0Fin0/procurewise-AI-agent. This makes it easier for teammates and the professor to review the project.</w:t>
+        <w:t>The final report Word document is docs/ProcureWise_Final_Report.docx. For the public GitHub version, the repository keeps the final report and core support documents instead of multiple draft report files.</w:t>
+      </w:r>
+    </w:p>
+    <w:p>
+      <w:pPr>
+        <w:spacing w:line="480" w:lineRule="auto" w:after="0"/>
+      </w:pPr>
+      <w:r>
+        <w:rPr>
+          <w:rFonts w:ascii="Times New Roman" w:hAnsi="Times New Roman"/>
+          <w:b/>
+          <w:color w:val="000000"/>
+          <w:sz w:val="24"/>
+        </w:rPr>
+        <w:t>Public GitHub Readiness</w:t>
       </w:r>
     </w:p>
     <w:p>
@@ -793,7 +1518,35 @@
           <w:color w:val="000000"/>
           <w:sz w:val="24"/>
         </w:rPr>
-        <w:t>The team also created a Discord-ready ZIP package and a team setup guide. These files help teammates on Windows and macOS download and run the app. This is useful because not everyone has the same computer setup.</w:t>
+        <w:t>The project is intended for a public GitHub repository. The repository should include the code, sample data, policy documents, Docker files, README, tests, and final documentation needed to understand and run the project. It should not include API keys, real secrets, personal runtime logs, case history from repeated testing, cache folders, or generated ZIP files.</w:t>
+      </w:r>
+    </w:p>
+    <w:p>
+      <w:pPr>
+        <w:spacing w:line="480" w:lineRule="auto" w:after="0"/>
+        <w:jc w:val="left"/>
+      </w:pPr>
+      <w:r>
+        <w:rPr>
+          <w:rFonts w:ascii="Times New Roman" w:hAnsi="Times New Roman"/>
+          <w:color w:val="000000"/>
+          <w:sz w:val="24"/>
+        </w:rPr>
+        <w:t>The .gitignore file already excludes .env, Python virtual environments, pycache folders, runtime case files, ZIP files, and the assignment PDF. This helps prevent sensitive or messy local files from being pushed. The .env.example file is safe because it contains placeholders rather than a real key. The real .env file should remain local and should never be committed.</w:t>
+      </w:r>
+    </w:p>
+    <w:p>
+      <w:pPr>
+        <w:spacing w:line="480" w:lineRule="auto" w:after="0"/>
+        <w:jc w:val="left"/>
+      </w:pPr>
+      <w:r>
+        <w:rPr>
+          <w:rFonts w:ascii="Times New Roman" w:hAnsi="Times New Roman"/>
+          <w:color w:val="000000"/>
+          <w:sz w:val="24"/>
+        </w:rPr>
+        <w:t>For a clean public repository, the team should keep files that prove the project works and remove or avoid pushing files that are only local artifacts. The most important files to keep are README.md, Dockerfile, docker-compose.yml, requirements.txt, pyproject.toml, app, src, data/knowledge_base, data/vendors.csv, data/sample_requests.csv, tests, run_checks.py, docs/ProcureWise_Final_Report.docx, docs/architecture.md, docs/deployment.md, docs/evaluation.md, docs/ethics_security.md, and docs/demo_script.md.</w:t>
       </w:r>
     </w:p>
     <w:p>
@@ -821,7 +1574,7 @@
           <w:color w:val="000000"/>
           <w:sz w:val="24"/>
         </w:rPr>
-        <w:t>Jesus Arteaga supported the project by helping with the business use case, stakeholder needs, testing scenarios, and presentation planning. His work helped connect the technical agent to a real business problem.</w:t>
+        <w:t>Jesus Arteaga supported the project by helping with the business use case, stakeholder needs, testing scenarios, and presentation planning. His work helped connect the technical agent to a real procurement problem.</w:t>
       </w:r>
     </w:p>
     <w:p>
@@ -835,7 +1588,7 @@
           <w:color w:val="000000"/>
           <w:sz w:val="24"/>
         </w:rPr>
-        <w:t>Omar Ferrufino coordinated the technical build. He worked on the agent workflow, RAG and tools implementation, user interface, GitHub repository setup, Docker testing, and documentation coordination. This work helped turn the project into a runnable submission package.</w:t>
+        <w:t>Omar Ferrufino coordinated the technical build. He worked on the agent workflow, RAG and tools implementation, optional LLM drafting path, polished user interface, Docker testing, GitHub setup, report updates, and documentation coordination.</w:t>
       </w:r>
     </w:p>
     <w:p>
@@ -849,7 +1602,7 @@
           <w:color w:val="000000"/>
           <w:sz w:val="24"/>
         </w:rPr>
-        <w:t>Marie Trejo Sandoval supported the ethics and security analysis, evaluation review, limitations, and report review. Her work helped make sure the project addressed the risks of using AI in a business decision process.</w:t>
+        <w:t>Marie Trejo Sandoval supported the ethics and security analysis, evaluation review, limitations, and final report review. Her work helped make sure the project addressed the risks of using AI in a business decision process.</w:t>
       </w:r>
     </w:p>
     <w:p>
@@ -863,7 +1616,7 @@
           <w:color w:val="000000"/>
           <w:sz w:val="24"/>
         </w:rPr>
-        <w:t>All team members are expected to review the final demo, test the app if possible, and help prepare the final presentation video. The final video should show the app running with at least two examples, including one medium risk case and one high risk case.</w:t>
+        <w:t>All team members should review the final demo video, confirm the app runs, and verify that the public GitHub repository does not contain secrets before submission.</w:t>
       </w:r>
     </w:p>
     <w:p>
@@ -891,7 +1644,7 @@
           <w:color w:val="000000"/>
           <w:sz w:val="24"/>
         </w:rPr>
-        <w:t>ProcureWise is a practical AI agent for procurement and vendor risk review. It solves a real business problem by helping users understand policy, vendor status, approval paths, and risk level. It uses RAG, tools, a structured workflow, a user interface, Docker deployment, evaluation, and ethics documentation.</w:t>
+        <w:t>ProcureWise demonstrates a practical Track A AI Agent for a real business workflow. It uses RAG, tool calls, decision logic, optional live LLM drafting, safety guardrails, approval packet generation, case writing, human review logging, Docker deployment, and evaluation.</w:t>
       </w:r>
     </w:p>
     <w:p>
@@ -905,7 +1658,7 @@
           <w:color w:val="000000"/>
           <w:sz w:val="24"/>
         </w:rPr>
-        <w:t>The project meets the Track A AI Agent requirements because it is a single agent that performs a meaningful business task. It retrieves knowledge, uses tools, reasons through a workflow, and gives an evidence-based recommendation. It also keeps human approval in place, which is important for safety and accountability.</w:t>
+        <w:t>The project meets the Track A requirements because it is a single agent with a meaningful business task, a clear workflow, retrieval over a knowledge base, tool/API style actions, prompt controls, deployment assets, evaluation, ethics, and documentation. It goes beyond simple RAG by taking structured actions and producing audit-ready outputs that a human reviewer can trust and act on.</w:t>
       </w:r>
     </w:p>
     <w:p>
@@ -919,7 +1672,7 @@
           <w:color w:val="000000"/>
           <w:sz w:val="24"/>
         </w:rPr>
-        <w:t>Future improvements could make the project stronger. The team could add an API-based LLM connection, connect to a real vendor management system, use vector search for RAG, add login controls, and create a more advanced approval workflow. Even without those future upgrades, ProcureWise shows how an AI agent can support a real business process in a responsible way.</w:t>
+        <w:t>Future improvements could include real procurement-system integrations, vector search, authentication, role-based access control, a database-backed case store, more formal LLM evaluation, and production monitoring. Even as a classroom prototype, ProcureWise shows how agentic AI can support business operations while preserving human accountability.</w:t>
       </w:r>
     </w:p>
     <w:p>
